--- a/templates_docx/sm_co_borrower_notice.docx
+++ b/templates_docx/sm_co_borrower_notice.docx
@@ -8,17 +8,6 @@
         <w:rPr>
           <w:rFonts w:ascii="Verdana" w:eastAsia="Arial" w:hAnsi="Verdana" w:cs="Arial"/>
           <w:b/>
-          <w:sz w:val="24"/>
-          <w:szCs w:val="24"/>
-        </w:rPr>
-      </w:pPr>
-    </w:p>
-    <w:p>
-      <w:pPr>
-        <w:spacing w:line="240" w:lineRule="auto"/>
-        <w:rPr>
-          <w:rFonts w:ascii="Verdana" w:eastAsia="Arial" w:hAnsi="Verdana" w:cs="Arial"/>
-          <w:b/>
           <w:sz w:val="20"/>
           <w:szCs w:val="20"/>
         </w:rPr>
@@ -308,27 +297,7 @@
           <w:szCs w:val="20"/>
         </w:rPr>
         <w:tab/>
-        <w:t xml:space="preserve">       </w:t>
-      </w:r>
-      <w:proofErr w:type="spellStart"/>
-      <w:r>
-        <w:rPr>
-          <w:rFonts w:ascii="Verdana" w:eastAsia="Arial" w:hAnsi="Verdana" w:cs="Arial"/>
-          <w:b/>
-          <w:sz w:val="20"/>
-          <w:szCs w:val="20"/>
-        </w:rPr>
-        <w:t>Ranigunj</w:t>
-      </w:r>
-      <w:proofErr w:type="spellEnd"/>
-      <w:r>
-        <w:rPr>
-          <w:rFonts w:ascii="Verdana" w:eastAsia="Arial" w:hAnsi="Verdana" w:cs="Arial"/>
-          <w:b/>
-          <w:sz w:val="20"/>
-          <w:szCs w:val="20"/>
-        </w:rPr>
-        <w:t>, Secunderababd-500003</w:t>
+        <w:t xml:space="preserve">       Ranigunj, Secunderababd-500003</w:t>
       </w:r>
       <w:r>
         <w:rPr>
@@ -425,9 +394,9 @@
         <w:t>By REGD. POST WITH ACK DUE</w:t>
       </w:r>
     </w:p>
-    <w:p/>
-    <w:p>
-      <w:pPr>
+    <w:p>
+      <w:pPr>
+        <w:spacing w:line="240" w:lineRule="auto"/>
         <w:jc w:val="right"/>
         <w:rPr>
           <w:b/>
@@ -453,17 +422,547 @@
           <w:b/>
           <w:bCs/>
         </w:rPr>
+        <w:t>{notice_date}</w:t>
+      </w:r>
+      <w:r>
+        <w:rPr>
+          <w:b/>
+          <w:bCs/>
+        </w:rPr>
+        <w:t>}</w:t>
+      </w:r>
+    </w:p>
+    <w:p>
+      <w:pPr>
+        <w:spacing w:line="240" w:lineRule="auto"/>
+        <w:rPr>
+          <w:b/>
+          <w:bCs/>
+          <w:sz w:val="24"/>
+          <w:szCs w:val="24"/>
+        </w:rPr>
+      </w:pPr>
+      <w:r>
+        <w:rPr>
+          <w:b/>
+          <w:bCs/>
+          <w:sz w:val="24"/>
+          <w:szCs w:val="24"/>
+        </w:rPr>
+        <w:t xml:space="preserve">To,  </w:t>
+      </w:r>
+    </w:p>
+    <w:p>
+      <w:pPr>
+        <w:spacing w:line="240" w:lineRule="auto"/>
+      </w:pPr>
+      <w:r>
+        <w:rPr>
+          <w:b/>
+          <w:bCs/>
+        </w:rPr>
+        <w:t xml:space="preserve">Mr. </w:t>
+      </w:r>
+      <w:r>
+        <w:rPr>
+          <w:b/>
+          <w:bCs/>
+        </w:rPr>
+        <w:t>{{</w:t>
+      </w:r>
+      <w:r>
+        <w:rPr>
+          <w:b/>
+          <w:bCs/>
+        </w:rPr>
+        <w:t>co_</w:t>
+      </w:r>
+      <w:r>
+        <w:rPr>
+          <w:b/>
+          <w:bCs/>
+        </w:rPr>
+        <w:t>borrower_name}}</w:t>
+      </w:r>
+      <w:r>
+        <w:rPr>
+          <w:b/>
+          <w:bCs/>
+        </w:rPr>
+        <w:t xml:space="preserve"> S</w:t>
+      </w:r>
+      <w:r>
+        <w:rPr>
+          <w:b/>
+          <w:bCs/>
+        </w:rPr>
+        <w:t>,</w:t>
+      </w:r>
+      <w:r>
+        <w:rPr>
+          <w:b/>
+          <w:bCs/>
+        </w:rPr>
+        <w:t xml:space="preserve"> C/O </w:t>
+      </w:r>
+      <w:r>
+        <w:rPr>
+          <w:b/>
+          <w:bCs/>
+        </w:rPr>
+        <w:t>{{</w:t>
+      </w:r>
+      <w:r>
+        <w:rPr>
+          <w:b/>
+          <w:bCs/>
+        </w:rPr>
+        <w:t>co_</w:t>
+      </w:r>
+      <w:r>
+        <w:rPr>
+          <w:b/>
+          <w:bCs/>
+        </w:rPr>
+        <w:t>borrower_father}}</w:t>
+      </w:r>
+    </w:p>
+    <w:p>
+      <w:pPr>
+        <w:spacing w:line="240" w:lineRule="auto"/>
+        <w:rPr>
+          <w:b/>
+          <w:bCs/>
+        </w:rPr>
+      </w:pPr>
+      <w:r>
+        <w:rPr>
+          <w:b/>
+          <w:bCs/>
+        </w:rPr>
+        <w:t>H.No:-</w:t>
+      </w:r>
+      <w:r>
+        <w:rPr>
+          <w:b/>
+          <w:bCs/>
+        </w:rPr>
+        <w:t>{{</w:t>
+      </w:r>
+      <w:r>
+        <w:rPr>
+          <w:b/>
+          <w:bCs/>
+        </w:rPr>
+        <w:t>co_</w:t>
+      </w:r>
+      <w:r>
+        <w:rPr>
+          <w:b/>
+          <w:bCs/>
+        </w:rPr>
+        <w:t>borrower_address}}</w:t>
+      </w:r>
+      <w:r>
+        <w:rPr>
+          <w:b/>
+          <w:bCs/>
+        </w:rPr>
+        <w:t>, pincode</w:t>
+      </w:r>
+      <w:r>
+        <w:rPr>
+          <w:b/>
+          <w:bCs/>
+        </w:rPr>
+        <w:t>-{{pincode}}</w:t>
+      </w:r>
+    </w:p>
+    <w:p>
+      <w:pPr>
+        <w:spacing w:line="240" w:lineRule="auto"/>
+        <w:rPr>
+          <w:b/>
+          <w:bCs/>
+        </w:rPr>
+      </w:pPr>
+      <w:r>
+        <w:rPr>
+          <w:b/>
+          <w:bCs/>
+        </w:rPr>
+        <w:t>Ph. No:-</w:t>
+      </w:r>
+      <w:r>
+        <w:rPr>
+          <w:b/>
+          <w:bCs/>
+        </w:rPr>
+        <w:t>{{</w:t>
+      </w:r>
+      <w:r>
+        <w:rPr>
+          <w:b/>
+          <w:bCs/>
+        </w:rPr>
+        <w:t>co_</w:t>
+      </w:r>
+      <w:r>
+        <w:rPr>
+          <w:b/>
+          <w:bCs/>
+        </w:rPr>
+        <w:t>borrower_mobile</w:t>
+      </w:r>
+      <w:r>
+        <w:rPr>
+          <w:b/>
+          <w:bCs/>
+        </w:rPr>
+        <w:t>}}</w:t>
+      </w:r>
+    </w:p>
+    <w:p>
+      <w:pPr>
+        <w:spacing w:line="240" w:lineRule="auto"/>
+        <w:jc w:val="center"/>
+        <w:rPr>
+          <w:sz w:val="24"/>
+          <w:szCs w:val="24"/>
+        </w:rPr>
+      </w:pPr>
+      <w:r>
+        <w:rPr>
+          <w:sz w:val="24"/>
+          <w:szCs w:val="24"/>
+        </w:rPr>
+        <w:t xml:space="preserve">Subject: </w:t>
+      </w:r>
+      <w:r>
+        <w:rPr>
+          <w:b/>
+          <w:bCs/>
+          <w:sz w:val="24"/>
+          <w:szCs w:val="24"/>
+        </w:rPr>
+        <w:t>Loan Recall Notice</w:t>
+      </w:r>
+    </w:p>
+    <w:p>
+      <w:pPr>
+        <w:spacing w:line="240" w:lineRule="auto"/>
+      </w:pPr>
+      <w:r>
+        <w:t xml:space="preserve">Dear </w:t>
+      </w:r>
+      <w:r>
+        <w:rPr>
+          <w:b/>
+          <w:bCs/>
+        </w:rPr>
+        <w:t>{{</w:t>
+      </w:r>
+      <w:r>
+        <w:rPr>
+          <w:b/>
+          <w:bCs/>
+        </w:rPr>
+        <w:t>co_</w:t>
+      </w:r>
+      <w:r>
+        <w:rPr>
+          <w:b/>
+          <w:bCs/>
+        </w:rPr>
+        <w:t>borrower_name}}</w:t>
+      </w:r>
+      <w:r>
+        <w:rPr>
+          <w:b/>
+          <w:bCs/>
+        </w:rPr>
+        <w:t xml:space="preserve"> </w:t>
+      </w:r>
+      <w:r>
+        <w:rPr>
+          <w:b/>
+          <w:bCs/>
+        </w:rPr>
+        <w:t>S</w:t>
+      </w:r>
+      <w:r>
+        <w:rPr>
+          <w:b/>
+          <w:bCs/>
+        </w:rPr>
+        <w:t>,</w:t>
+      </w:r>
+    </w:p>
+    <w:p>
+      <w:pPr>
+        <w:spacing w:line="240" w:lineRule="auto"/>
+        <w:rPr>
+          <w:sz w:val="24"/>
+          <w:szCs w:val="24"/>
+        </w:rPr>
+      </w:pPr>
+      <w:r>
+        <w:rPr>
+          <w:sz w:val="24"/>
+          <w:szCs w:val="24"/>
+        </w:rPr>
+        <w:t xml:space="preserve">Under </w:t>
+      </w:r>
+      <w:r>
+        <w:rPr>
+          <w:sz w:val="24"/>
+          <w:szCs w:val="24"/>
+        </w:rPr>
+        <w:t xml:space="preserve">the </w:t>
+      </w:r>
+      <w:r>
+        <w:rPr>
+          <w:sz w:val="24"/>
+          <w:szCs w:val="24"/>
+        </w:rPr>
+        <w:t xml:space="preserve">instructions from </w:t>
+      </w:r>
+      <w:r>
+        <w:rPr>
+          <w:sz w:val="24"/>
+          <w:szCs w:val="24"/>
+        </w:rPr>
+        <w:t>m</w:t>
+      </w:r>
+      <w:r>
+        <w:rPr>
+          <w:sz w:val="24"/>
+          <w:szCs w:val="24"/>
+        </w:rPr>
+        <w:t>y client</w:t>
+      </w:r>
+      <w:r>
+        <w:rPr>
+          <w:sz w:val="24"/>
+          <w:szCs w:val="24"/>
+        </w:rPr>
+        <w:t xml:space="preserve"> </w:t>
+      </w:r>
+      <w:r>
+        <w:rPr>
+          <w:sz w:val="24"/>
+          <w:szCs w:val="24"/>
+        </w:rPr>
+        <w:t xml:space="preserve">M/s </w:t>
+      </w:r>
+      <w:r>
+        <w:rPr>
+          <w:sz w:val="24"/>
+          <w:szCs w:val="24"/>
+        </w:rPr>
+        <w:t>SM</w:t>
+      </w:r>
+      <w:r>
+        <w:rPr>
+          <w:sz w:val="24"/>
+          <w:szCs w:val="24"/>
+        </w:rPr>
+        <w:t xml:space="preserve"> Square Credit Services Private Limited this notice is being issued as under– </w:t>
+      </w:r>
+    </w:p>
+    <w:p>
+      <w:pPr>
+        <w:spacing w:line="240" w:lineRule="auto"/>
+      </w:pPr>
+      <w:r>
+        <w:t xml:space="preserve">This is to inform you that you have availed loan from </w:t>
+      </w:r>
+      <w:r>
+        <w:t xml:space="preserve">my client </w:t>
+      </w:r>
+      <w:r>
+        <w:t xml:space="preserve">M/s </w:t>
+      </w:r>
+      <w:r>
+        <w:rPr>
+          <w:sz w:val="24"/>
+          <w:szCs w:val="24"/>
+        </w:rPr>
+        <w:t>SM</w:t>
+      </w:r>
+      <w:r>
+        <w:rPr>
+          <w:sz w:val="24"/>
+          <w:szCs w:val="24"/>
+        </w:rPr>
+        <w:t xml:space="preserve"> Square Credit Services Private Limited</w:t>
+      </w:r>
+      <w:r>
+        <w:t xml:space="preserve"> </w:t>
+      </w:r>
+      <w:r>
+        <w:rPr>
+          <w:b/>
+          <w:bCs/>
+        </w:rPr>
+        <w:t>Loan Account No</w:t>
+      </w:r>
+      <w:r>
+        <w:rPr>
+          <w:b/>
+          <w:bCs/>
+        </w:rPr>
+        <w:t xml:space="preserve"> </w:t>
+      </w:r>
+      <w:r>
+        <w:rPr>
+          <w:b/>
+          <w:bCs/>
+        </w:rPr>
+        <w:t>{{loan_account}}</w:t>
+      </w:r>
+      <w:r>
+        <w:rPr>
+          <w:b/>
+          <w:bCs/>
+        </w:rPr>
+        <w:t xml:space="preserve"> </w:t>
+      </w:r>
+      <w:r>
+        <w:t xml:space="preserve">&amp; </w:t>
+      </w:r>
+      <w:r>
+        <w:rPr>
+          <w:b/>
+          <w:bCs/>
+        </w:rPr>
+        <w:t xml:space="preserve">Vehicle No </w:t>
+      </w:r>
+      <w:r>
+        <w:rPr>
+          <w:b/>
+          <w:bCs/>
+        </w:rPr>
+        <w:t>{{vehicle_no}}</w:t>
+      </w:r>
+      <w:r>
+        <w:rPr>
+          <w:b/>
+          <w:bCs/>
+        </w:rPr>
+        <w:t xml:space="preserve"> </w:t>
+      </w:r>
+      <w:r>
+        <w:t>under</w:t>
+      </w:r>
+      <w:r>
+        <w:t xml:space="preserve"> the terms and conditions of the Loan Agreement executed between </w:t>
+      </w:r>
+      <w:r>
+        <w:t xml:space="preserve">our client and </w:t>
+      </w:r>
+      <w:r>
+        <w:rPr>
+          <w:b/>
+          <w:bCs/>
+        </w:rPr>
+        <w:t>{{borrower_name}}</w:t>
+      </w:r>
+      <w:r>
+        <w:rPr>
+          <w:b/>
+          <w:bCs/>
+        </w:rPr>
+        <w:t xml:space="preserve"> </w:t>
+      </w:r>
+      <w:r>
+        <w:t>and you are co-borrower above mention</w:t>
+      </w:r>
+      <w:r>
+        <w:rPr>
+          <w:b/>
+          <w:bCs/>
+        </w:rPr>
+        <w:t xml:space="preserve"> </w:t>
+      </w:r>
+      <w:r>
+        <w:t>.</w:t>
+      </w:r>
+    </w:p>
+    <w:p>
+      <w:pPr>
+        <w:spacing w:line="240" w:lineRule="auto"/>
+      </w:pPr>
+      <w:r>
+        <w:t>My</w:t>
+      </w:r>
+      <w:r>
+        <w:t xml:space="preserve"> client stated that </w:t>
+      </w:r>
+      <w:r>
+        <w:t xml:space="preserve">the said loan account has become irregular due to </w:t>
+      </w:r>
+      <w:r>
+        <w:t>borrower</w:t>
+      </w:r>
+      <w:r>
+        <w:t xml:space="preserve"> failure to pay the outstanding dues/instalments despite previous reminders and demands</w:t>
+      </w:r>
+      <w:r>
+        <w:t xml:space="preserve"> by my client.</w:t>
+      </w:r>
+      <w:r>
+        <w:t xml:space="preserve"> As of date, the total outstanding amount in your loan account is </w:t>
+      </w:r>
+      <w:r>
+        <w:rPr>
+          <w:b/>
+          <w:bCs/>
+        </w:rPr>
+        <w:t xml:space="preserve">Rs. </w:t>
+      </w:r>
+      <w:r>
+        <w:rPr>
+          <w:b/>
+          <w:bCs/>
+        </w:rPr>
+        <w:t>{{dues}}</w:t>
+      </w:r>
+      <w:r>
+        <w:rPr>
+          <w:b/>
+          <w:bCs/>
+        </w:rPr>
+        <w:t>/-</w:t>
+      </w:r>
+      <w:r>
+        <w:rPr>
+          <w:b/>
+          <w:bCs/>
+        </w:rPr>
+        <w:t xml:space="preserve"> </w:t>
+      </w:r>
+      <w:r>
+        <w:rPr>
+          <w:b/>
+          <w:bCs/>
+        </w:rPr>
+        <w:t>(</w:t>
+      </w:r>
+      <w:r>
+        <w:rPr>
+          <w:b/>
+          <w:bCs/>
+        </w:rPr>
         <w:t>{</w:t>
       </w:r>
-      <w:proofErr w:type="spellStart"/>
-      <w:r>
-        <w:rPr>
-          <w:b/>
-          <w:bCs/>
-        </w:rPr>
-        <w:t>notice_date</w:t>
-      </w:r>
-      <w:proofErr w:type="spellEnd"/>
+      <w:r>
+        <w:rPr>
+          <w:b/>
+          <w:bCs/>
+        </w:rPr>
+        <w:t>{dues_2}</w:t>
+      </w:r>
       <w:r>
         <w:rPr>
           <w:b/>
@@ -476,813 +975,245 @@
           <w:b/>
           <w:bCs/>
         </w:rPr>
-        <w:t>}</w:t>
-      </w:r>
-    </w:p>
-    <w:p>
-      <w:pPr>
-        <w:rPr>
-          <w:b/>
-          <w:bCs/>
-          <w:sz w:val="24"/>
-          <w:szCs w:val="24"/>
-        </w:rPr>
-      </w:pPr>
-      <w:r>
-        <w:rPr>
-          <w:b/>
-          <w:bCs/>
-          <w:sz w:val="24"/>
-          <w:szCs w:val="24"/>
-        </w:rPr>
-        <w:t xml:space="preserve">To,  </w:t>
-      </w:r>
-    </w:p>
-    <w:p>
-      <w:r>
-        <w:rPr>
-          <w:b/>
-          <w:bCs/>
-        </w:rPr>
-        <w:t xml:space="preserve">Mr. </w:t>
-      </w:r>
-      <w:r>
-        <w:rPr>
-          <w:b/>
-          <w:bCs/>
-        </w:rPr>
-        <w:t>{{</w:t>
-      </w:r>
-      <w:proofErr w:type="spellStart"/>
-      <w:r>
-        <w:rPr>
-          <w:b/>
-          <w:bCs/>
-        </w:rPr>
-        <w:t>co_</w:t>
-      </w:r>
-      <w:r>
-        <w:rPr>
-          <w:b/>
-          <w:bCs/>
-        </w:rPr>
-        <w:t>borrower_name</w:t>
-      </w:r>
-      <w:proofErr w:type="spellEnd"/>
-      <w:r>
-        <w:rPr>
-          <w:b/>
-          <w:bCs/>
-        </w:rPr>
-        <w:t>}}</w:t>
-      </w:r>
-      <w:r>
-        <w:rPr>
-          <w:b/>
-          <w:bCs/>
-        </w:rPr>
-        <w:t xml:space="preserve"> S</w:t>
-      </w:r>
-      <w:r>
-        <w:rPr>
-          <w:b/>
-          <w:bCs/>
-        </w:rPr>
-        <w:t>,</w:t>
-      </w:r>
-      <w:r>
-        <w:rPr>
-          <w:b/>
-          <w:bCs/>
-        </w:rPr>
-        <w:t xml:space="preserve"> C/O </w:t>
-      </w:r>
-      <w:r>
-        <w:rPr>
-          <w:b/>
-          <w:bCs/>
-        </w:rPr>
-        <w:t>{{</w:t>
-      </w:r>
-      <w:proofErr w:type="spellStart"/>
-      <w:r>
-        <w:rPr>
-          <w:b/>
-          <w:bCs/>
-        </w:rPr>
-        <w:t>co_</w:t>
-      </w:r>
-      <w:r>
-        <w:rPr>
-          <w:b/>
-          <w:bCs/>
-        </w:rPr>
-        <w:t>borrower_father</w:t>
-      </w:r>
-      <w:proofErr w:type="spellEnd"/>
-      <w:r>
-        <w:rPr>
-          <w:b/>
-          <w:bCs/>
-        </w:rPr>
-        <w:t>}}</w:t>
-      </w:r>
-    </w:p>
-    <w:p>
-      <w:pPr>
-        <w:rPr>
-          <w:b/>
-          <w:bCs/>
-        </w:rPr>
-      </w:pPr>
-      <w:proofErr w:type="spellStart"/>
-      <w:proofErr w:type="gramStart"/>
-      <w:r>
-        <w:rPr>
-          <w:b/>
-          <w:bCs/>
-        </w:rPr>
-        <w:t>H.No</w:t>
-      </w:r>
-      <w:proofErr w:type="spellEnd"/>
-      <w:proofErr w:type="gramEnd"/>
-      <w:r>
-        <w:rPr>
-          <w:b/>
-          <w:bCs/>
-        </w:rPr>
-        <w:t>:-</w:t>
-      </w:r>
-      <w:r>
-        <w:rPr>
-          <w:b/>
-          <w:bCs/>
-        </w:rPr>
-        <w:t>{{</w:t>
-      </w:r>
-      <w:proofErr w:type="spellStart"/>
-      <w:r>
-        <w:rPr>
-          <w:b/>
-          <w:bCs/>
-        </w:rPr>
-        <w:t>co_</w:t>
-      </w:r>
-      <w:r>
-        <w:rPr>
-          <w:b/>
-          <w:bCs/>
-        </w:rPr>
-        <w:t>borrower_address</w:t>
-      </w:r>
-      <w:proofErr w:type="spellEnd"/>
-      <w:r>
-        <w:rPr>
-          <w:b/>
-          <w:bCs/>
-        </w:rPr>
-        <w:t>}}</w:t>
-      </w:r>
-    </w:p>
-    <w:p>
-      <w:pPr>
-        <w:rPr>
-          <w:b/>
-          <w:bCs/>
-        </w:rPr>
-      </w:pPr>
-      <w:r>
-        <w:rPr>
-          <w:b/>
-          <w:bCs/>
-        </w:rPr>
-        <w:t xml:space="preserve">Ph. </w:t>
-      </w:r>
-      <w:proofErr w:type="gramStart"/>
-      <w:r>
-        <w:rPr>
-          <w:b/>
-          <w:bCs/>
-        </w:rPr>
-        <w:t>No:-</w:t>
-      </w:r>
-      <w:proofErr w:type="gramEnd"/>
-      <w:r>
-        <w:rPr>
-          <w:b/>
-          <w:bCs/>
-        </w:rPr>
-        <w:t>{{</w:t>
-      </w:r>
-      <w:proofErr w:type="spellStart"/>
-      <w:r>
-        <w:rPr>
-          <w:b/>
-          <w:bCs/>
-        </w:rPr>
-        <w:t>co_</w:t>
-      </w:r>
-      <w:r>
-        <w:rPr>
-          <w:b/>
-          <w:bCs/>
-        </w:rPr>
-        <w:t>borrower_mobile</w:t>
-      </w:r>
-      <w:proofErr w:type="spellEnd"/>
-      <w:r>
-        <w:rPr>
-          <w:b/>
-          <w:bCs/>
-        </w:rPr>
-        <w:t>}}</w:t>
-      </w:r>
-    </w:p>
-    <w:p>
-      <w:pPr>
-        <w:jc w:val="center"/>
-        <w:rPr>
-          <w:sz w:val="24"/>
-          <w:szCs w:val="24"/>
-        </w:rPr>
-      </w:pPr>
-      <w:r>
-        <w:rPr>
-          <w:sz w:val="24"/>
-          <w:szCs w:val="24"/>
-        </w:rPr>
-        <w:t xml:space="preserve">Subject: </w:t>
-      </w:r>
-      <w:r>
-        <w:rPr>
-          <w:b/>
-          <w:bCs/>
-          <w:sz w:val="24"/>
-          <w:szCs w:val="24"/>
-        </w:rPr>
-        <w:t>Loan Recall Notice</w:t>
-      </w:r>
-    </w:p>
-    <w:p>
-      <w:r>
-        <w:t xml:space="preserve">Dear </w:t>
-      </w:r>
-      <w:r>
-        <w:rPr>
-          <w:b/>
-          <w:bCs/>
-        </w:rPr>
-        <w:t>{{</w:t>
-      </w:r>
-      <w:proofErr w:type="spellStart"/>
-      <w:r>
-        <w:rPr>
-          <w:b/>
-          <w:bCs/>
-        </w:rPr>
-        <w:t>co_</w:t>
-      </w:r>
-      <w:r>
-        <w:rPr>
-          <w:b/>
-          <w:bCs/>
-        </w:rPr>
-        <w:t>borrower_name</w:t>
-      </w:r>
-      <w:proofErr w:type="spellEnd"/>
-      <w:r>
-        <w:rPr>
-          <w:b/>
-          <w:bCs/>
-        </w:rPr>
-        <w:t>}}</w:t>
-      </w:r>
-      <w:r>
-        <w:rPr>
-          <w:b/>
-          <w:bCs/>
+        <w:t xml:space="preserve">) </w:t>
+      </w:r>
+      <w:r>
+        <w:t xml:space="preserve">inclusive of principal, interest, and other charges up to </w:t>
+      </w:r>
+      <w:r>
+        <w:rPr>
+          <w:b/>
+          <w:bCs/>
+        </w:rPr>
+        <w:t>{{notice_date}}</w:t>
+      </w:r>
+      <w:r>
+        <w:rPr>
+          <w:b/>
+          <w:bCs/>
+        </w:rPr>
+        <w:t>, (Please note that amount given is only valid till the date mentioned)</w:t>
+      </w:r>
+    </w:p>
+    <w:p>
+      <w:pPr>
+        <w:spacing w:line="240" w:lineRule="auto"/>
+      </w:pPr>
+      <w:r>
+        <w:t xml:space="preserve">In view of the continuing default and violation of the terms of the loan agreement, </w:t>
+      </w:r>
+      <w:r>
+        <w:t>my</w:t>
+      </w:r>
+      <w:r>
+        <w:t xml:space="preserve"> client </w:t>
+      </w:r>
+      <w:r>
+        <w:t xml:space="preserve">has </w:t>
+      </w:r>
+      <w:r>
+        <w:rPr>
+          <w:b/>
+          <w:bCs/>
+        </w:rPr>
+        <w:t>recall</w:t>
+      </w:r>
+      <w:r>
+        <w:rPr>
+          <w:b/>
+          <w:bCs/>
+        </w:rPr>
+        <w:t xml:space="preserve">ed </w:t>
+      </w:r>
+      <w:r>
+        <w:rPr>
+          <w:b/>
+          <w:bCs/>
+        </w:rPr>
+        <w:t>the entire loan amount</w:t>
+      </w:r>
+      <w:r>
+        <w:t xml:space="preserve"> outstanding along with applicable interest, penal charges, and other dues with immediate effect. You are hereby called upon to pay the entire outstanding amount within </w:t>
+      </w:r>
+      <w:r>
+        <w:rPr>
+          <w:b/>
+          <w:bCs/>
+        </w:rPr>
+        <w:t>15</w:t>
+      </w:r>
+      <w:r>
+        <w:rPr>
+          <w:b/>
+          <w:bCs/>
+        </w:rPr>
+        <w:t xml:space="preserve"> days</w:t>
+      </w:r>
+      <w:r>
+        <w:t xml:space="preserve"> from the receipt of this notice.</w:t>
+      </w:r>
+    </w:p>
+    <w:p>
+      <w:pPr>
+        <w:spacing w:line="240" w:lineRule="auto"/>
+        <w:jc w:val="both"/>
+      </w:pPr>
+      <w:r>
+        <w:t>Kindly note that failure to comply with this</w:t>
+      </w:r>
+      <w:r>
+        <w:t xml:space="preserve"> notice </w:t>
+      </w:r>
+      <w:r>
+        <w:t xml:space="preserve">will compel our client to initiate appropriate legal and recovery proceedings against the Borrower, </w:t>
+      </w:r>
+      <w:r>
+        <w:t>Guarantor</w:t>
+      </w:r>
+      <w:r>
+        <w:t xml:space="preserve">, and you as the </w:t>
+      </w:r>
+      <w:r>
+        <w:t>Co-applicant</w:t>
+      </w:r>
+      <w:r>
+        <w:t>, including but not limited to enforcement of security, without any further notice and entirely at your risk, cost, and consequences.</w:t>
+      </w:r>
+    </w:p>
+    <w:p>
+      <w:pPr>
+        <w:spacing w:line="240" w:lineRule="auto"/>
+        <w:rPr>
+          <w:sz w:val="24"/>
+          <w:szCs w:val="24"/>
+        </w:rPr>
+      </w:pPr>
+      <w:r>
+        <w:rPr>
+          <w:sz w:val="24"/>
+          <w:szCs w:val="24"/>
+        </w:rPr>
+        <w:t>Please treat this matter with the utmost urgency, and we anticipate your immediate cooperation in settling the overdue payments.</w:t>
+      </w:r>
+    </w:p>
+    <w:p>
+      <w:pPr>
+        <w:spacing w:line="240" w:lineRule="auto"/>
+        <w:rPr>
+          <w:sz w:val="24"/>
+          <w:szCs w:val="24"/>
+        </w:rPr>
+      </w:pPr>
+      <w:r>
+        <w:rPr>
+          <w:sz w:val="24"/>
+          <w:szCs w:val="24"/>
+          <w:lang w:val="en-US"/>
+        </w:rPr>
+        <w:t xml:space="preserve">You are also liable to pay </w:t>
+      </w:r>
+      <w:r>
+        <w:rPr>
+          <w:b/>
+          <w:bCs/>
+          <w:sz w:val="24"/>
+          <w:szCs w:val="24"/>
+          <w:lang w:val="en-US"/>
+        </w:rPr>
+        <w:t>Rs.5000/-</w:t>
+      </w:r>
+      <w:r>
+        <w:rPr>
+          <w:sz w:val="24"/>
+          <w:szCs w:val="24"/>
+          <w:lang w:val="en-US"/>
+        </w:rPr>
+        <w:t xml:space="preserve"> towards the charges of this legal notice.</w:t>
+      </w:r>
+    </w:p>
+    <w:p>
+      <w:pPr>
+        <w:spacing w:after="240" w:line="240" w:lineRule="auto"/>
+        <w:rPr>
+          <w:sz w:val="24"/>
+          <w:szCs w:val="24"/>
+        </w:rPr>
+      </w:pPr>
+    </w:p>
+    <w:p>
+      <w:pPr>
+        <w:spacing w:line="240" w:lineRule="auto"/>
+        <w:rPr>
+          <w:sz w:val="24"/>
+          <w:szCs w:val="24"/>
+        </w:rPr>
+      </w:pPr>
+      <w:r>
+        <w:rPr>
+          <w:sz w:val="24"/>
+          <w:szCs w:val="24"/>
+        </w:rPr>
+        <w:t>Sincerely,</w:t>
+      </w:r>
+    </w:p>
+    <w:p>
+      <w:pPr>
+        <w:spacing w:line="240" w:lineRule="auto"/>
+        <w:rPr>
+          <w:b/>
+          <w:bCs/>
+          <w:sz w:val="24"/>
+          <w:szCs w:val="24"/>
+        </w:rPr>
+      </w:pPr>
+      <w:r>
+        <w:rPr>
+          <w:b/>
+          <w:bCs/>
+          <w:sz w:val="24"/>
+          <w:szCs w:val="24"/>
+        </w:rPr>
+        <w:t>Rathod Rahul Naik</w:t>
+      </w:r>
+    </w:p>
+    <w:p>
+      <w:pPr>
+        <w:spacing w:line="240" w:lineRule="auto"/>
+        <w:rPr>
+          <w:b/>
+          <w:bCs/>
+          <w:sz w:val="24"/>
+          <w:szCs w:val="24"/>
+        </w:rPr>
+      </w:pPr>
+      <w:r>
+        <w:rPr>
+          <w:rFonts w:eastAsia="Arial" w:cstheme="minorHAnsi"/>
+          <w:b/>
+          <w:sz w:val="24"/>
+          <w:szCs w:val="24"/>
+        </w:rPr>
+        <w:t>ADVOCATE – High Court of T. S</w:t>
+      </w:r>
+      <w:r>
+        <w:rPr>
+          <w:rFonts w:cstheme="minorHAnsi"/>
+          <w:b/>
+          <w:sz w:val="24"/>
+          <w:szCs w:val="24"/>
         </w:rPr>
         <w:t xml:space="preserve"> </w:t>
       </w:r>
-      <w:r>
-        <w:rPr>
-          <w:b/>
-          <w:bCs/>
-        </w:rPr>
-        <w:t>S</w:t>
-      </w:r>
-      <w:r>
-        <w:rPr>
-          <w:b/>
-          <w:bCs/>
-        </w:rPr>
-        <w:t>,</w:t>
-      </w:r>
-    </w:p>
-    <w:p>
-      <w:pPr>
-        <w:rPr>
-          <w:sz w:val="24"/>
-          <w:szCs w:val="24"/>
-        </w:rPr>
-      </w:pPr>
-      <w:r>
-        <w:rPr>
-          <w:sz w:val="24"/>
-          <w:szCs w:val="24"/>
-        </w:rPr>
-        <w:t>Under instructions from My client</w:t>
-      </w:r>
-      <w:r>
-        <w:rPr>
-          <w:sz w:val="24"/>
-          <w:szCs w:val="24"/>
-        </w:rPr>
-        <w:t xml:space="preserve"> SM</w:t>
-      </w:r>
-      <w:r>
-        <w:rPr>
-          <w:sz w:val="24"/>
-          <w:szCs w:val="24"/>
-        </w:rPr>
-        <w:t xml:space="preserve"> Square Credit Services Private Limited this notice is being issued as under– </w:t>
-      </w:r>
-    </w:p>
-    <w:p>
-      <w:r>
-        <w:t xml:space="preserve">This is to inform you that you have availed a loan from </w:t>
-      </w:r>
-      <w:r>
-        <w:t xml:space="preserve">my client </w:t>
-      </w:r>
-      <w:r>
-        <w:rPr>
-          <w:sz w:val="24"/>
-          <w:szCs w:val="24"/>
-        </w:rPr>
-        <w:t>SM</w:t>
-      </w:r>
-      <w:r>
-        <w:rPr>
-          <w:sz w:val="24"/>
-          <w:szCs w:val="24"/>
-        </w:rPr>
-        <w:t xml:space="preserve"> Square Credit Services Private Limited</w:t>
-      </w:r>
-      <w:r>
-        <w:t xml:space="preserve"> </w:t>
-      </w:r>
-      <w:r>
-        <w:rPr>
-          <w:b/>
-          <w:bCs/>
-        </w:rPr>
-        <w:t>Loan Account No</w:t>
-      </w:r>
-      <w:r>
-        <w:rPr>
-          <w:b/>
-          <w:bCs/>
-        </w:rPr>
-        <w:t xml:space="preserve"> </w:t>
-      </w:r>
-      <w:r>
-        <w:rPr>
-          <w:b/>
-          <w:bCs/>
-        </w:rPr>
-        <w:t>{{</w:t>
-      </w:r>
-      <w:proofErr w:type="spellStart"/>
-      <w:r>
-        <w:rPr>
-          <w:b/>
-          <w:bCs/>
-        </w:rPr>
-        <w:t>loan_account</w:t>
-      </w:r>
-      <w:proofErr w:type="spellEnd"/>
-      <w:r>
-        <w:rPr>
-          <w:b/>
-          <w:bCs/>
-        </w:rPr>
-        <w:t>}}</w:t>
-      </w:r>
-      <w:r>
-        <w:rPr>
-          <w:b/>
-          <w:bCs/>
-        </w:rPr>
-        <w:t xml:space="preserve"> </w:t>
-      </w:r>
-      <w:r>
-        <w:t xml:space="preserve">&amp; </w:t>
-      </w:r>
-      <w:r>
-        <w:rPr>
-          <w:b/>
-          <w:bCs/>
-        </w:rPr>
-        <w:t xml:space="preserve">Vehicle No </w:t>
-      </w:r>
-      <w:r>
-        <w:rPr>
-          <w:b/>
-          <w:bCs/>
-        </w:rPr>
-        <w:t>{{</w:t>
-      </w:r>
-      <w:proofErr w:type="spellStart"/>
-      <w:r>
-        <w:rPr>
-          <w:b/>
-          <w:bCs/>
-        </w:rPr>
-        <w:t>vehicle_no</w:t>
-      </w:r>
-      <w:proofErr w:type="spellEnd"/>
-      <w:r>
-        <w:rPr>
-          <w:b/>
-          <w:bCs/>
-        </w:rPr>
-        <w:t>}}</w:t>
-      </w:r>
-      <w:r>
-        <w:rPr>
-          <w:b/>
-          <w:bCs/>
-        </w:rPr>
-        <w:t xml:space="preserve"> </w:t>
-      </w:r>
-      <w:r>
-        <w:t>under</w:t>
-      </w:r>
-      <w:r>
-        <w:t xml:space="preserve"> the terms and conditions of the Loan Agreement executed between </w:t>
-      </w:r>
-      <w:r>
-        <w:t xml:space="preserve">our client and </w:t>
-      </w:r>
-      <w:r>
-        <w:rPr>
-          <w:b/>
-          <w:bCs/>
-        </w:rPr>
-        <w:t>{{</w:t>
-      </w:r>
-      <w:proofErr w:type="spellStart"/>
-      <w:r>
-        <w:rPr>
-          <w:b/>
-          <w:bCs/>
-        </w:rPr>
-        <w:t>borrower_name</w:t>
-      </w:r>
-      <w:proofErr w:type="spellEnd"/>
-      <w:r>
-        <w:rPr>
-          <w:b/>
-          <w:bCs/>
-        </w:rPr>
-        <w:t>}}</w:t>
-      </w:r>
-      <w:r>
-        <w:rPr>
-          <w:b/>
-          <w:bCs/>
-        </w:rPr>
-        <w:t xml:space="preserve"> </w:t>
-      </w:r>
-      <w:r>
-        <w:t xml:space="preserve">and you are co-borrower above </w:t>
-      </w:r>
-      <w:proofErr w:type="gramStart"/>
-      <w:r>
-        <w:t>mention</w:t>
-      </w:r>
-      <w:r>
-        <w:rPr>
-          <w:b/>
-          <w:bCs/>
-        </w:rPr>
-        <w:t xml:space="preserve"> </w:t>
-      </w:r>
-      <w:r>
-        <w:t>.</w:t>
-      </w:r>
-      <w:proofErr w:type="gramEnd"/>
-    </w:p>
-    <w:p>
-      <w:r>
-        <w:t xml:space="preserve">Our client stated that </w:t>
-      </w:r>
-      <w:r>
-        <w:t xml:space="preserve">the said loan account has become irregular due to </w:t>
-      </w:r>
-      <w:r>
-        <w:t>borrower</w:t>
-      </w:r>
-      <w:r>
-        <w:t xml:space="preserve"> failure to pay the outstanding dues/instalments despite our previous reminders and demands</w:t>
-      </w:r>
-      <w:r>
-        <w:t xml:space="preserve"> by my client.</w:t>
-      </w:r>
-      <w:r>
-        <w:t xml:space="preserve"> As of date, the total outstanding amount in your loan account is </w:t>
-      </w:r>
-      <w:r>
-        <w:rPr>
-          <w:b/>
-          <w:bCs/>
-        </w:rPr>
-        <w:t xml:space="preserve">Rs. </w:t>
-      </w:r>
-      <w:r>
-        <w:rPr>
-          <w:b/>
-          <w:bCs/>
-        </w:rPr>
-        <w:t>{{dues}}</w:t>
-      </w:r>
-      <w:r>
-        <w:rPr>
-          <w:b/>
-          <w:bCs/>
-        </w:rPr>
-        <w:t>/-</w:t>
-      </w:r>
-      <w:r>
-        <w:rPr>
-          <w:b/>
-          <w:bCs/>
-        </w:rPr>
-        <w:t xml:space="preserve"> </w:t>
-      </w:r>
-      <w:r>
-        <w:rPr>
-          <w:b/>
-          <w:bCs/>
-        </w:rPr>
-        <w:t>(</w:t>
-      </w:r>
-      <w:r>
-        <w:rPr>
-          <w:b/>
-          <w:bCs/>
-        </w:rPr>
-        <w:t>{</w:t>
-      </w:r>
-      <w:r>
-        <w:rPr>
-          <w:b/>
-          <w:bCs/>
-        </w:rPr>
-        <w:t>{dues_2}</w:t>
-      </w:r>
-      <w:r>
-        <w:rPr>
-          <w:b/>
-          <w:bCs/>
-        </w:rPr>
-        <w:t>}</w:t>
-      </w:r>
-      <w:r>
-        <w:rPr>
-          <w:b/>
-          <w:bCs/>
-        </w:rPr>
-        <w:t xml:space="preserve">) </w:t>
-      </w:r>
-      <w:r>
-        <w:t xml:space="preserve">inclusive of principal, interest, and other charges up to </w:t>
-      </w:r>
-      <w:r>
-        <w:rPr>
-          <w:b/>
-          <w:bCs/>
-        </w:rPr>
-        <w:t>{{</w:t>
-      </w:r>
-      <w:proofErr w:type="spellStart"/>
-      <w:r>
-        <w:rPr>
-          <w:b/>
-          <w:bCs/>
-        </w:rPr>
-        <w:t>notice_date</w:t>
-      </w:r>
-      <w:proofErr w:type="spellEnd"/>
-      <w:r>
-        <w:rPr>
-          <w:b/>
-          <w:bCs/>
-        </w:rPr>
-        <w:t>}}</w:t>
-      </w:r>
-      <w:r>
-        <w:rPr>
-          <w:b/>
-          <w:bCs/>
-        </w:rPr>
-        <w:t>, (Please note that amount given is only valid till the date mentioned)</w:t>
-      </w:r>
-    </w:p>
-    <w:p>
-      <w:r>
-        <w:t xml:space="preserve">In view of the continuing default and violation of the terms of the loan agreement, </w:t>
-      </w:r>
-      <w:r>
-        <w:t xml:space="preserve">our client </w:t>
-      </w:r>
-      <w:r>
-        <w:rPr>
-          <w:b/>
-          <w:bCs/>
-        </w:rPr>
-        <w:t>recall</w:t>
-      </w:r>
-      <w:r>
-        <w:rPr>
-          <w:b/>
-          <w:bCs/>
-        </w:rPr>
-        <w:t xml:space="preserve">ed </w:t>
-      </w:r>
-      <w:r>
-        <w:rPr>
-          <w:b/>
-          <w:bCs/>
-        </w:rPr>
-        <w:t>the entire loan amount</w:t>
-      </w:r>
-      <w:r>
-        <w:t xml:space="preserve"> outstanding along with applicable interest, penal charges, and other dues with immediate effect. You are hereby called upon to pay the entire outstanding amount within </w:t>
-      </w:r>
-      <w:r>
-        <w:rPr>
-          <w:b/>
-          <w:bCs/>
-        </w:rPr>
-        <w:t>15</w:t>
-      </w:r>
-      <w:r>
-        <w:rPr>
-          <w:b/>
-          <w:bCs/>
-        </w:rPr>
-        <w:t xml:space="preserve"> days</w:t>
-      </w:r>
-      <w:r>
-        <w:t xml:space="preserve"> from the receipt of this notice.</w:t>
-      </w:r>
-    </w:p>
-    <w:p>
-      <w:pPr>
-        <w:jc w:val="both"/>
-      </w:pPr>
-      <w:r>
-        <w:t xml:space="preserve">Kindly note that failure to comply with this demand will compel our client to initiate appropriate legal and recovery proceedings against the Borrower, </w:t>
-      </w:r>
-      <w:r>
-        <w:t>Guarantor</w:t>
-      </w:r>
-      <w:r>
-        <w:t xml:space="preserve">, and you as the </w:t>
-      </w:r>
-      <w:r>
-        <w:t>Co-applicant</w:t>
-      </w:r>
-      <w:r>
-        <w:t>, including but not limited to enforcement of security, without any further notice and entirely at your risk, cost, and consequences.</w:t>
-      </w:r>
-    </w:p>
-    <w:p>
-      <w:pPr>
-        <w:rPr>
-          <w:sz w:val="24"/>
-          <w:szCs w:val="24"/>
-        </w:rPr>
-      </w:pPr>
-      <w:r>
-        <w:rPr>
-          <w:sz w:val="24"/>
-          <w:szCs w:val="24"/>
-        </w:rPr>
-        <w:t>Please treat this matter with the utmost urgency, and we anticipate your immediate cooperation in settling the overdue payments.</w:t>
-      </w:r>
-    </w:p>
-    <w:p>
-      <w:pPr>
-        <w:rPr>
-          <w:sz w:val="24"/>
-          <w:szCs w:val="24"/>
-        </w:rPr>
-      </w:pPr>
-      <w:r>
-        <w:rPr>
-          <w:sz w:val="24"/>
-          <w:szCs w:val="24"/>
-          <w:lang w:val="en-US"/>
-        </w:rPr>
-        <w:t xml:space="preserve">You are also liable to pay </w:t>
-      </w:r>
-      <w:r>
-        <w:rPr>
-          <w:b/>
-          <w:bCs/>
-          <w:sz w:val="24"/>
-          <w:szCs w:val="24"/>
-          <w:lang w:val="en-US"/>
-        </w:rPr>
-        <w:t>Rs.5000/-</w:t>
-      </w:r>
-      <w:r>
-        <w:rPr>
-          <w:sz w:val="24"/>
-          <w:szCs w:val="24"/>
-          <w:lang w:val="en-US"/>
-        </w:rPr>
-        <w:t xml:space="preserve"> towards the charges of this legal notice.</w:t>
-      </w:r>
-    </w:p>
-    <w:p>
-      <w:pPr>
-        <w:rPr>
-          <w:sz w:val="24"/>
-          <w:szCs w:val="24"/>
-        </w:rPr>
-      </w:pPr>
-    </w:p>
-    <w:p>
-      <w:pPr>
-        <w:rPr>
-          <w:sz w:val="24"/>
-          <w:szCs w:val="24"/>
-        </w:rPr>
-      </w:pPr>
-      <w:r>
-        <w:rPr>
-          <w:sz w:val="24"/>
-          <w:szCs w:val="24"/>
-        </w:rPr>
-        <w:t>Sincerely,</w:t>
-      </w:r>
-    </w:p>
-    <w:p>
-      <w:pPr>
-        <w:rPr>
-          <w:b/>
-          <w:bCs/>
-          <w:sz w:val="24"/>
-          <w:szCs w:val="24"/>
-        </w:rPr>
-      </w:pPr>
-      <w:r>
-        <w:rPr>
-          <w:b/>
-          <w:bCs/>
-          <w:sz w:val="24"/>
-          <w:szCs w:val="24"/>
-        </w:rPr>
-        <w:t>Rathod Rahul Naik</w:t>
-      </w:r>
-    </w:p>
-    <w:p>
-      <w:pPr>
-        <w:rPr>
-          <w:b/>
-          <w:bCs/>
-          <w:sz w:val="24"/>
-          <w:szCs w:val="24"/>
-        </w:rPr>
-      </w:pPr>
-      <w:r>
-        <w:rPr>
-          <w:rFonts w:eastAsia="Arial" w:cstheme="minorHAnsi"/>
-          <w:b/>
-          <w:sz w:val="24"/>
-          <w:szCs w:val="24"/>
-        </w:rPr>
-        <w:t>ADVOCATE – High Court of T. S</w:t>
-      </w:r>
-      <w:r>
-        <w:rPr>
-          <w:rFonts w:cstheme="minorHAnsi"/>
-          <w:b/>
-          <w:sz w:val="24"/>
-          <w:szCs w:val="24"/>
-        </w:rPr>
-        <w:t xml:space="preserve"> </w:t>
-      </w:r>
-    </w:p>
-    <w:p/>
+    </w:p>
+    <w:p>
+      <w:pPr>
+        <w:spacing w:line="240" w:lineRule="auto"/>
+      </w:pPr>
+    </w:p>
     <w:sectPr>
       <w:headerReference w:type="default" r:id="rId7"/>
       <w:pgSz w:w="12240" w:h="20160" w:code="5"/>
-      <w:pgMar w:top="1440" w:right="1440" w:bottom="1440" w:left="1440" w:header="1134" w:footer="708" w:gutter="0"/>
+      <w:pgMar w:top="720" w:right="720" w:bottom="720" w:left="720" w:header="1134" w:footer="708" w:gutter="0"/>
       <w:cols w:space="708"/>
       <w:docGrid w:linePitch="360"/>
     </w:sectPr>
@@ -1346,23 +1277,18 @@
     <w:pPr>
       <w:pStyle w:val="Header"/>
     </w:pPr>
-  </w:p>
-  <w:p>
-    <w:pPr>
-      <w:pStyle w:val="Header"/>
-    </w:pPr>
     <w:r>
       <w:rPr>
         <w:noProof/>
       </w:rPr>
       <w:drawing>
-        <wp:anchor distT="0" distB="0" distL="114300" distR="114300" simplePos="0" relativeHeight="251658240" behindDoc="1" locked="0" layoutInCell="1" allowOverlap="1" wp14:anchorId="6E30BED3" wp14:editId="1C97BFF3">
+        <wp:anchor distT="0" distB="0" distL="114300" distR="114300" simplePos="0" relativeHeight="251658240" behindDoc="1" locked="0" layoutInCell="1" allowOverlap="1" wp14:anchorId="6E30BED3" wp14:editId="3646BBEA">
           <wp:simplePos x="0" y="0"/>
           <wp:positionH relativeFrom="margin">
-            <wp:posOffset>2352675</wp:posOffset>
+            <wp:posOffset>2247900</wp:posOffset>
           </wp:positionH>
           <wp:positionV relativeFrom="paragraph">
-            <wp:posOffset>-449580</wp:posOffset>
+            <wp:posOffset>-612140</wp:posOffset>
           </wp:positionV>
           <wp:extent cx="932815" cy="932815"/>
           <wp:effectExtent l="0" t="0" r="635" b="635"/>
@@ -1417,6 +1343,11 @@
         </wp:anchor>
       </w:drawing>
     </w:r>
+  </w:p>
+  <w:p>
+    <w:pPr>
+      <w:pStyle w:val="Header"/>
+    </w:pPr>
   </w:p>
 </w:hdr>
 </file>
@@ -2383,6 +2314,15 @@
     <w:uiPriority w:val="99"/>
     <w:rsid w:val="00CF20B2"/>
   </w:style>
+  <w:style w:type="paragraph" w:styleId="NoSpacing">
+    <w:name w:val="No Spacing"/>
+    <w:uiPriority w:val="1"/>
+    <w:qFormat/>
+    <w:rsid w:val="00362D87"/>
+    <w:pPr>
+      <w:spacing w:after="0" w:line="240" w:lineRule="auto"/>
+    </w:pPr>
+  </w:style>
 </w:styles>
 </file>
 
